--- a/docs/Himam-Progress-APIs.docx
+++ b/docs/Himam-Progress-APIs.docx
@@ -124,15 +124,15 @@
           <w:sz w:val="21"/>
           <w:szCs w:val="21"/>
         </w:rPr>
-        <w:t xml:space="preserve">Reading is not passing.</w:t>
-      </w:r>
-      <w:r>
-        <w:rPr>
-          <w:rFonts w:ascii="Calibri" w:cs="Calibri" w:eastAsia="Calibri" w:hAnsi="Calibri"/>
-          <w:sz w:val="21"/>
-          <w:szCs w:val="21"/>
-        </w:rPr>
-        <w:t xml:space="preserve"> Opening a section records a read. Passing comes from an exam. A reader can have read every section of a book and passed none of them, and the API reports those separately everywhere.</w:t>
+        <w:t xml:space="preserve">Sections are read, not passed.</w:t>
+      </w:r>
+      <w:r>
+        <w:rPr>
+          <w:rFonts w:ascii="Calibri" w:cs="Calibri" w:eastAsia="Calibri" w:hAnsi="Calibri"/>
+          <w:sz w:val="21"/>
+          <w:szCs w:val="21"/>
+        </w:rPr>
+        <w:t xml:space="preserve"> A section records one thing: that it was opened. There is no section exam, so nothing passes a section.</w:t>
       </w:r>
     </w:p>
     <w:p>
@@ -148,15 +148,15 @@
           <w:sz w:val="21"/>
           <w:szCs w:val="21"/>
         </w:rPr>
-        <w:t xml:space="preserve">A book is finished by whichever exam it has.</w:t>
-      </w:r>
-      <w:r>
-        <w:rPr>
-          <w:rFonts w:ascii="Calibri" w:cs="Calibri" w:eastAsia="Calibri" w:hAnsi="Calibri"/>
-          <w:sz w:val="21"/>
-          <w:szCs w:val="21"/>
-        </w:rPr>
-        <w:t xml:space="preserve"> A book examined as a whole is finished by passing that exam; one examined section by section is finished when every section is passed. The field that answers "is this book done" is </w:t>
+        <w:t xml:space="preserve">A book is finished by passing its exam</w:t>
+      </w:r>
+      <w:r>
+        <w:rPr>
+          <w:rFonts w:ascii="Calibri" w:cs="Calibri" w:eastAsia="Calibri" w:hAnsi="Calibri"/>
+          <w:sz w:val="21"/>
+          <w:szCs w:val="21"/>
+        </w:rPr>
+        <w:t xml:space="preserve">, which opens once every section has been read. The field that answers "is this book done" is </w:t>
       </w:r>
       <w:r>
         <w:rPr>
@@ -182,15 +182,15 @@
           <w:sz w:val="19"/>
           <w:szCs w:val="19"/>
         </w:rPr>
-        <w:t xml:space="preserve">percent == 100</w:t>
-      </w:r>
-      <w:r>
-        <w:rPr>
-          <w:rFonts w:ascii="Calibri" w:cs="Calibri" w:eastAsia="Calibri" w:hAnsi="Calibri"/>
-          <w:sz w:val="21"/>
-          <w:szCs w:val="21"/>
-        </w:rPr>
-        <w:t xml:space="preserve">.</w:t>
+        <w:t xml:space="preserve">read_percent == 100</w:t>
+      </w:r>
+      <w:r>
+        <w:rPr>
+          <w:rFonts w:ascii="Calibri" w:cs="Calibri" w:eastAsia="Calibri" w:hAnsi="Calibri"/>
+          <w:sz w:val="21"/>
+          <w:szCs w:val="21"/>
+        </w:rPr>
+        <w:t xml:space="preserve">, which only means the reading is finished and the exam is now available.</w:t>
       </w:r>
     </w:p>
     <w:p>
@@ -368,22 +368,22 @@
           <w:sz w:val="17"/>
           <w:szCs w:val="17"/>
         </w:rPr>
-        <w:t xml:space="preserve">    "sections_passed": 12,</w:t>
-      </w:r>
-    </w:p>
-    <w:p>
-      <w:pPr>
-        <w:shd w:fill="F6F6F4" w:val="clear"/>
-        <w:spacing w:after="0" w:before="0" w:line="240"/>
-        <w:ind w:left="180" w:right="180"/>
-      </w:pPr>
-      <w:r>
-        <w:rPr>
-          <w:rFonts w:ascii="Consolas" w:cs="Consolas" w:eastAsia="Consolas" w:hAnsi="Consolas"/>
-          <w:sz w:val="17"/>
-          <w:szCs w:val="17"/>
-        </w:rPr>
-        <w:t xml:space="preserve">    "sections_total": 19,</w:t>
+        <w:t xml:space="preserve">    "sections_read": 12,</w:t>
+      </w:r>
+    </w:p>
+    <w:p>
+      <w:pPr>
+        <w:shd w:fill="F6F6F4" w:val="clear"/>
+        <w:spacing w:after="0" w:before="0" w:line="240"/>
+        <w:ind w:left="180" w:right="180"/>
+      </w:pPr>
+      <w:r>
+        <w:rPr>
+          <w:rFonts w:ascii="Consolas" w:cs="Consolas" w:eastAsia="Consolas" w:hAnsi="Consolas"/>
+          <w:sz w:val="17"/>
+          <w:szCs w:val="17"/>
+        </w:rPr>
+        <w:t xml:space="preserve">    "sections_total": 18,</w:t>
       </w:r>
     </w:p>
     <w:p>
@@ -413,7 +413,7 @@
           <w:sz w:val="17"/>
           <w:szCs w:val="17"/>
         </w:rPr>
-        <w:t xml:space="preserve">    "books_total": 8,</w:t>
+        <w:t xml:space="preserve">    "books_total": 6,</w:t>
       </w:r>
     </w:p>
     <w:p>
@@ -578,7 +578,7 @@
           <w:sz w:val="17"/>
           <w:szCs w:val="17"/>
         </w:rPr>
-        <w:t xml:space="preserve">      "criteria_type": "sections_passed",</w:t>
+        <w:t xml:space="preserve">      "criteria_type": "sections_read",</w:t>
       </w:r>
     </w:p>
     <w:p>
@@ -638,7 +638,7 @@
           <w:sz w:val="17"/>
           <w:szCs w:val="17"/>
         </w:rPr>
-        <w:t xml:space="preserve">      "awarded_at": "2026-10-15 10:06:14"</w:t>
+        <w:t xml:space="preserve">      "awarded_at": "2026-10-16 19:24:12"</w:t>
       </w:r>
     </w:p>
     <w:p>
@@ -743,7 +743,7 @@
           <w:sz w:val="17"/>
           <w:szCs w:val="17"/>
         </w:rPr>
-        <w:t xml:space="preserve">      "criteria_type": "sections_passed",</w:t>
+        <w:t xml:space="preserve">      "criteria_type": "sections_read",</w:t>
       </w:r>
     </w:p>
     <w:p>
@@ -803,7 +803,7 @@
           <w:sz w:val="17"/>
           <w:szCs w:val="17"/>
         </w:rPr>
-        <w:t xml:space="preserve">      "awarded_at": "2026-10-15 10:06:14"</w:t>
+        <w:t xml:space="preserve">      "awarded_at": "2026-10-16 19:24:12"</w:t>
       </w:r>
     </w:p>
     <w:p>
@@ -968,7 +968,7 @@
           <w:sz w:val="17"/>
           <w:szCs w:val="17"/>
         </w:rPr>
-        <w:t xml:space="preserve">      "awarded_at": "2026-10-15 10:06:14"</w:t>
+        <w:t xml:space="preserve">      "awarded_at": "2026-10-16 19:24:12"</w:t>
       </w:r>
     </w:p>
     <w:p>
@@ -1205,22 +1205,22 @@
           <w:sz w:val="17"/>
           <w:szCs w:val="17"/>
         </w:rPr>
-        <w:t xml:space="preserve">  "sections_passed": 12,</w:t>
-      </w:r>
-    </w:p>
-    <w:p>
-      <w:pPr>
-        <w:shd w:fill="F6F6F4" w:val="clear"/>
-        <w:spacing w:after="0" w:before="0" w:line="240"/>
-        <w:ind w:left="180" w:right="180"/>
-      </w:pPr>
-      <w:r>
-        <w:rPr>
-          <w:rFonts w:ascii="Consolas" w:cs="Consolas" w:eastAsia="Consolas" w:hAnsi="Consolas"/>
-          <w:sz w:val="17"/>
-          <w:szCs w:val="17"/>
-        </w:rPr>
-        <w:t xml:space="preserve">  "sections_total": 19,</w:t>
+        <w:t xml:space="preserve">  "sections_read": 12,</w:t>
+      </w:r>
+    </w:p>
+    <w:p>
+      <w:pPr>
+        <w:shd w:fill="F6F6F4" w:val="clear"/>
+        <w:spacing w:after="0" w:before="0" w:line="240"/>
+        <w:ind w:left="180" w:right="180"/>
+      </w:pPr>
+      <w:r>
+        <w:rPr>
+          <w:rFonts w:ascii="Consolas" w:cs="Consolas" w:eastAsia="Consolas" w:hAnsi="Consolas"/>
+          <w:sz w:val="17"/>
+          <w:szCs w:val="17"/>
+        </w:rPr>
+        <w:t xml:space="preserve">  "sections_total": 18,</w:t>
       </w:r>
     </w:p>
     <w:p>
@@ -1250,7 +1250,7 @@
           <w:sz w:val="17"/>
           <w:szCs w:val="17"/>
         </w:rPr>
-        <w:t xml:space="preserve">  "books_total": 8,</w:t>
+        <w:t xml:space="preserve">  "books_total": 6,</w:t>
       </w:r>
     </w:p>
     <w:p>
@@ -1464,7 +1464,7 @@
                 <w:sz w:val="19"/>
                 <w:szCs w:val="19"/>
               </w:rPr>
-              <w:t xml:space="preserve">sections_passed</w:t>
+              <w:t xml:space="preserve">sections_read</w:t>
             </w:r>
             <w:r>
               <w:rPr>
@@ -1504,7 +1504,7 @@
                 <w:sz w:val="21"/>
                 <w:szCs w:val="21"/>
               </w:rPr>
-              <w:t xml:space="preserve">section exams passed, out of the sections a reader can reach</w:t>
+              <w:t xml:space="preserve">sections opened, out of the sections a reader can reach</w:t>
             </w:r>
           </w:p>
         </w:tc>
@@ -1804,7 +1804,7 @@
           <w:sz w:val="17"/>
           <w:szCs w:val="17"/>
         </w:rPr>
-        <w:t xml:space="preserve">  "books_total": 4,</w:t>
+        <w:t xml:space="preserve">  "books_total": 2,</w:t>
       </w:r>
     </w:p>
     <w:p>
@@ -1834,37 +1834,37 @@
           <w:sz w:val="17"/>
           <w:szCs w:val="17"/>
         </w:rPr>
-        <w:t xml:space="preserve">  "sections_total": 7,</w:t>
-      </w:r>
-    </w:p>
-    <w:p>
-      <w:pPr>
-        <w:shd w:fill="F6F6F4" w:val="clear"/>
-        <w:spacing w:after="0" w:before="0" w:line="240"/>
-        <w:ind w:left="180" w:right="180"/>
-      </w:pPr>
-      <w:r>
-        <w:rPr>
-          <w:rFonts w:ascii="Consolas" w:cs="Consolas" w:eastAsia="Consolas" w:hAnsi="Consolas"/>
-          <w:sz w:val="17"/>
-          <w:szCs w:val="17"/>
-        </w:rPr>
-        <w:t xml:space="preserve">  "sections_passed": 6,</w:t>
-      </w:r>
-    </w:p>
-    <w:p>
-      <w:pPr>
-        <w:shd w:fill="F6F6F4" w:val="clear"/>
-        <w:spacing w:after="0" w:before="0" w:line="240"/>
-        <w:ind w:left="180" w:right="180"/>
-      </w:pPr>
-      <w:r>
-        <w:rPr>
-          <w:rFonts w:ascii="Consolas" w:cs="Consolas" w:eastAsia="Consolas" w:hAnsi="Consolas"/>
-          <w:sz w:val="17"/>
-          <w:szCs w:val="17"/>
-        </w:rPr>
-        <w:t xml:space="preserve">  "percent": 86,</w:t>
+        <w:t xml:space="preserve">  "sections_total": 6,</w:t>
+      </w:r>
+    </w:p>
+    <w:p>
+      <w:pPr>
+        <w:shd w:fill="F6F6F4" w:val="clear"/>
+        <w:spacing w:after="0" w:before="0" w:line="240"/>
+        <w:ind w:left="180" w:right="180"/>
+      </w:pPr>
+      <w:r>
+        <w:rPr>
+          <w:rFonts w:ascii="Consolas" w:cs="Consolas" w:eastAsia="Consolas" w:hAnsi="Consolas"/>
+          <w:sz w:val="17"/>
+          <w:szCs w:val="17"/>
+        </w:rPr>
+        <w:t xml:space="preserve">  "sections_read": 6,</w:t>
+      </w:r>
+    </w:p>
+    <w:p>
+      <w:pPr>
+        <w:shd w:fill="F6F6F4" w:val="clear"/>
+        <w:spacing w:after="0" w:before="0" w:line="240"/>
+        <w:ind w:left="180" w:right="180"/>
+      </w:pPr>
+      <w:r>
+        <w:rPr>
+          <w:rFonts w:ascii="Consolas" w:cs="Consolas" w:eastAsia="Consolas" w:hAnsi="Consolas"/>
+          <w:sz w:val="17"/>
+          <w:szCs w:val="17"/>
+        </w:rPr>
+        <w:t xml:space="preserve">  "read_percent": 100,</w:t>
       </w:r>
     </w:p>
     <w:p>
@@ -1909,22 +1909,22 @@
           <w:sz w:val="17"/>
           <w:szCs w:val="17"/>
         </w:rPr>
-        <w:t xml:space="preserve">    "serial": "CERT-2026-XRO0E9",</w:t>
-      </w:r>
-    </w:p>
-    <w:p>
-      <w:pPr>
-        <w:shd w:fill="F6F6F4" w:val="clear"/>
-        <w:spacing w:after="0" w:before="0" w:line="240"/>
-        <w:ind w:left="180" w:right="180"/>
-      </w:pPr>
-      <w:r>
-        <w:rPr>
-          <w:rFonts w:ascii="Consolas" w:cs="Consolas" w:eastAsia="Consolas" w:hAnsi="Consolas"/>
-          <w:sz w:val="17"/>
-          <w:szCs w:val="17"/>
-        </w:rPr>
-        <w:t xml:space="preserve">    "issued_at": "2026-10-15"</w:t>
+        <w:t xml:space="preserve">    "serial": "CERT-2026-0WGOO8",</w:t>
+      </w:r>
+    </w:p>
+    <w:p>
+      <w:pPr>
+        <w:shd w:fill="F6F6F4" w:val="clear"/>
+        <w:spacing w:after="0" w:before="0" w:line="240"/>
+        <w:ind w:left="180" w:right="180"/>
+      </w:pPr>
+      <w:r>
+        <w:rPr>
+          <w:rFonts w:ascii="Consolas" w:cs="Consolas" w:eastAsia="Consolas" w:hAnsi="Consolas"/>
+          <w:sz w:val="17"/>
+          <w:szCs w:val="17"/>
+        </w:rPr>
+        <w:t xml:space="preserve">    "issued_at": "2026-10-16"</w:t>
       </w:r>
     </w:p>
     <w:p>
@@ -2089,21 +2089,6 @@
           <w:sz w:val="17"/>
           <w:szCs w:val="17"/>
         </w:rPr>
-        <w:t xml:space="preserve">      "sections_passed": 3,</w:t>
-      </w:r>
-    </w:p>
-    <w:p>
-      <w:pPr>
-        <w:shd w:fill="F6F6F4" w:val="clear"/>
-        <w:spacing w:after="0" w:before="0" w:line="240"/>
-        <w:ind w:left="180" w:right="180"/>
-      </w:pPr>
-      <w:r>
-        <w:rPr>
-          <w:rFonts w:ascii="Consolas" w:cs="Consolas" w:eastAsia="Consolas" w:hAnsi="Consolas"/>
-          <w:sz w:val="17"/>
-          <w:szCs w:val="17"/>
-        </w:rPr>
         <w:t xml:space="preserve">      "read_percent": 100,</w:t>
       </w:r>
     </w:p>
@@ -2119,21 +2104,6 @@
           <w:sz w:val="17"/>
           <w:szCs w:val="17"/>
         </w:rPr>
-        <w:t xml:space="preserve">      "percent": 100,</w:t>
-      </w:r>
-    </w:p>
-    <w:p>
-      <w:pPr>
-        <w:shd w:fill="F6F6F4" w:val="clear"/>
-        <w:spacing w:after="0" w:before="0" w:line="240"/>
-        <w:ind w:left="180" w:right="180"/>
-      </w:pPr>
-      <w:r>
-        <w:rPr>
-          <w:rFonts w:ascii="Consolas" w:cs="Consolas" w:eastAsia="Consolas" w:hAnsi="Consolas"/>
-          <w:sz w:val="17"/>
-          <w:szCs w:val="17"/>
-        </w:rPr>
         <w:t xml:space="preserve">      "completed": true,</w:t>
       </w:r>
     </w:p>
@@ -2239,67 +2209,7 @@
           <w:sz w:val="17"/>
           <w:szCs w:val="17"/>
         </w:rPr>
-        <w:t xml:space="preserve">          "passed": true,</w:t>
-      </w:r>
-    </w:p>
-    <w:p>
-      <w:pPr>
-        <w:shd w:fill="F6F6F4" w:val="clear"/>
-        <w:spacing w:after="0" w:before="0" w:line="240"/>
-        <w:ind w:left="180" w:right="180"/>
-      </w:pPr>
-      <w:r>
-        <w:rPr>
-          <w:rFonts w:ascii="Consolas" w:cs="Consolas" w:eastAsia="Consolas" w:hAnsi="Consolas"/>
-          <w:sz w:val="17"/>
-          <w:szCs w:val="17"/>
-        </w:rPr>
-        <w:t xml:space="preserve">          "attempts": 1,</w:t>
-      </w:r>
-    </w:p>
-    <w:p>
-      <w:pPr>
-        <w:shd w:fill="F6F6F4" w:val="clear"/>
-        <w:spacing w:after="0" w:before="0" w:line="240"/>
-        <w:ind w:left="180" w:right="180"/>
-      </w:pPr>
-      <w:r>
-        <w:rPr>
-          <w:rFonts w:ascii="Consolas" w:cs="Consolas" w:eastAsia="Consolas" w:hAnsi="Consolas"/>
-          <w:sz w:val="17"/>
-          <w:szCs w:val="17"/>
-        </w:rPr>
-        <w:t xml:space="preserve">          "best_score": 3,</w:t>
-      </w:r>
-    </w:p>
-    <w:p>
-      <w:pPr>
-        <w:shd w:fill="F6F6F4" w:val="clear"/>
-        <w:spacing w:after="0" w:before="0" w:line="240"/>
-        <w:ind w:left="180" w:right="180"/>
-      </w:pPr>
-      <w:r>
-        <w:rPr>
-          <w:rFonts w:ascii="Consolas" w:cs="Consolas" w:eastAsia="Consolas" w:hAnsi="Consolas"/>
-          <w:sz w:val="17"/>
-          <w:szCs w:val="17"/>
-        </w:rPr>
-        <w:t xml:space="preserve">          "questions": 0,</w:t>
-      </w:r>
-    </w:p>
-    <w:p>
-      <w:pPr>
-        <w:shd w:fill="F6F6F4" w:val="clear"/>
-        <w:spacing w:after="0" w:before="0" w:line="240"/>
-        <w:ind w:left="180" w:right="180"/>
-      </w:pPr>
-      <w:r>
-        <w:rPr>
-          <w:rFonts w:ascii="Consolas" w:cs="Consolas" w:eastAsia="Consolas" w:hAnsi="Consolas"/>
-          <w:sz w:val="17"/>
-          <w:szCs w:val="17"/>
-        </w:rPr>
-        <w:t xml:space="preserve">          "passed_at": "2026-10-15"</w:t>
+        <w:t xml:space="preserve">          "read_at": "2026-10-16"</w:t>
       </w:r>
     </w:p>
     <w:p>
@@ -2404,67 +2314,7 @@
           <w:sz w:val="17"/>
           <w:szCs w:val="17"/>
         </w:rPr>
-        <w:t xml:space="preserve">          "passed": true,</w:t>
-      </w:r>
-    </w:p>
-    <w:p>
-      <w:pPr>
-        <w:shd w:fill="F6F6F4" w:val="clear"/>
-        <w:spacing w:after="0" w:before="0" w:line="240"/>
-        <w:ind w:left="180" w:right="180"/>
-      </w:pPr>
-      <w:r>
-        <w:rPr>
-          <w:rFonts w:ascii="Consolas" w:cs="Consolas" w:eastAsia="Consolas" w:hAnsi="Consolas"/>
-          <w:sz w:val="17"/>
-          <w:szCs w:val="17"/>
-        </w:rPr>
-        <w:t xml:space="preserve">          "attempts": 1,</w:t>
-      </w:r>
-    </w:p>
-    <w:p>
-      <w:pPr>
-        <w:shd w:fill="F6F6F4" w:val="clear"/>
-        <w:spacing w:after="0" w:before="0" w:line="240"/>
-        <w:ind w:left="180" w:right="180"/>
-      </w:pPr>
-      <w:r>
-        <w:rPr>
-          <w:rFonts w:ascii="Consolas" w:cs="Consolas" w:eastAsia="Consolas" w:hAnsi="Consolas"/>
-          <w:sz w:val="17"/>
-          <w:szCs w:val="17"/>
-        </w:rPr>
-        <w:t xml:space="preserve">          "best_score": 3,</w:t>
-      </w:r>
-    </w:p>
-    <w:p>
-      <w:pPr>
-        <w:shd w:fill="F6F6F4" w:val="clear"/>
-        <w:spacing w:after="0" w:before="0" w:line="240"/>
-        <w:ind w:left="180" w:right="180"/>
-      </w:pPr>
-      <w:r>
-        <w:rPr>
-          <w:rFonts w:ascii="Consolas" w:cs="Consolas" w:eastAsia="Consolas" w:hAnsi="Consolas"/>
-          <w:sz w:val="17"/>
-          <w:szCs w:val="17"/>
-        </w:rPr>
-        <w:t xml:space="preserve">          "questions": 0,</w:t>
-      </w:r>
-    </w:p>
-    <w:p>
-      <w:pPr>
-        <w:shd w:fill="F6F6F4" w:val="clear"/>
-        <w:spacing w:after="0" w:before="0" w:line="240"/>
-        <w:ind w:left="180" w:right="180"/>
-      </w:pPr>
-      <w:r>
-        <w:rPr>
-          <w:rFonts w:ascii="Consolas" w:cs="Consolas" w:eastAsia="Consolas" w:hAnsi="Consolas"/>
-          <w:sz w:val="17"/>
-          <w:szCs w:val="17"/>
-        </w:rPr>
-        <w:t xml:space="preserve">          "passed_at": "2026-10-15"</w:t>
+        <w:t xml:space="preserve">          "read_at": "2026-10-16"</w:t>
       </w:r>
     </w:p>
     <w:p>
@@ -2569,67 +2419,7 @@
           <w:sz w:val="17"/>
           <w:szCs w:val="17"/>
         </w:rPr>
-        <w:t xml:space="preserve">          "passed": true,</w:t>
-      </w:r>
-    </w:p>
-    <w:p>
-      <w:pPr>
-        <w:shd w:fill="F6F6F4" w:val="clear"/>
-        <w:spacing w:after="0" w:before="0" w:line="240"/>
-        <w:ind w:left="180" w:right="180"/>
-      </w:pPr>
-      <w:r>
-        <w:rPr>
-          <w:rFonts w:ascii="Consolas" w:cs="Consolas" w:eastAsia="Consolas" w:hAnsi="Consolas"/>
-          <w:sz w:val="17"/>
-          <w:szCs w:val="17"/>
-        </w:rPr>
-        <w:t xml:space="preserve">          "attempts": 1,</w:t>
-      </w:r>
-    </w:p>
-    <w:p>
-      <w:pPr>
-        <w:shd w:fill="F6F6F4" w:val="clear"/>
-        <w:spacing w:after="0" w:before="0" w:line="240"/>
-        <w:ind w:left="180" w:right="180"/>
-      </w:pPr>
-      <w:r>
-        <w:rPr>
-          <w:rFonts w:ascii="Consolas" w:cs="Consolas" w:eastAsia="Consolas" w:hAnsi="Consolas"/>
-          <w:sz w:val="17"/>
-          <w:szCs w:val="17"/>
-        </w:rPr>
-        <w:t xml:space="preserve">          "best_score": 3,</w:t>
-      </w:r>
-    </w:p>
-    <w:p>
-      <w:pPr>
-        <w:shd w:fill="F6F6F4" w:val="clear"/>
-        <w:spacing w:after="0" w:before="0" w:line="240"/>
-        <w:ind w:left="180" w:right="180"/>
-      </w:pPr>
-      <w:r>
-        <w:rPr>
-          <w:rFonts w:ascii="Consolas" w:cs="Consolas" w:eastAsia="Consolas" w:hAnsi="Consolas"/>
-          <w:sz w:val="17"/>
-          <w:szCs w:val="17"/>
-        </w:rPr>
-        <w:t xml:space="preserve">          "questions": 0,</w:t>
-      </w:r>
-    </w:p>
-    <w:p>
-      <w:pPr>
-        <w:shd w:fill="F6F6F4" w:val="clear"/>
-        <w:spacing w:after="0" w:before="0" w:line="240"/>
-        <w:ind w:left="180" w:right="180"/>
-      </w:pPr>
-      <w:r>
-        <w:rPr>
-          <w:rFonts w:ascii="Consolas" w:cs="Consolas" w:eastAsia="Consolas" w:hAnsi="Consolas"/>
-          <w:sz w:val="17"/>
-          <w:szCs w:val="17"/>
-        </w:rPr>
-        <w:t xml:space="preserve">          "passed_at": "2026-10-15"</w:t>
+        <w:t xml:space="preserve">          "read_at": "2026-10-16"</w:t>
       </w:r>
     </w:p>
     <w:p>
@@ -2764,7 +2554,7 @@
           <w:sz w:val="17"/>
           <w:szCs w:val="17"/>
         </w:rPr>
-        <w:t xml:space="preserve">      "has_own_quiz": false,</w:t>
+        <w:t xml:space="preserve">      "has_own_quiz": true,</w:t>
       </w:r>
     </w:p>
     <w:p>
@@ -2780,6 +2570,246 @@
           <w:szCs w:val="17"/>
         </w:rPr>
         <w:t xml:space="preserve">      "sections_total": 3,</w:t>
+      </w:r>
+    </w:p>
+    <w:p>
+      <w:pPr>
+        <w:shd w:fill="F6F6F4" w:val="clear"/>
+        <w:spacing w:after="0" w:before="0" w:line="240"/>
+        <w:ind w:left="180" w:right="180"/>
+      </w:pPr>
+      <w:r>
+        <w:rPr>
+          <w:rFonts w:ascii="Consolas" w:cs="Consolas" w:eastAsia="Consolas" w:hAnsi="Consolas"/>
+          <w:sz w:val="17"/>
+          <w:szCs w:val="17"/>
+        </w:rPr>
+        <w:t xml:space="preserve">      "sections_read": 3,</w:t>
+      </w:r>
+    </w:p>
+    <w:p>
+      <w:pPr>
+        <w:shd w:fill="F6F6F4" w:val="clear"/>
+        <w:spacing w:after="0" w:before="0" w:line="240"/>
+        <w:ind w:left="180" w:right="180"/>
+      </w:pPr>
+      <w:r>
+        <w:rPr>
+          <w:rFonts w:ascii="Consolas" w:cs="Consolas" w:eastAsia="Consolas" w:hAnsi="Consolas"/>
+          <w:sz w:val="17"/>
+          <w:szCs w:val="17"/>
+        </w:rPr>
+        <w:t xml:space="preserve">      "read_percent": 100,</w:t>
+      </w:r>
+    </w:p>
+    <w:p>
+      <w:pPr>
+        <w:shd w:fill="F6F6F4" w:val="clear"/>
+        <w:spacing w:after="0" w:before="0" w:line="240"/>
+        <w:ind w:left="180" w:right="180"/>
+      </w:pPr>
+      <w:r>
+        <w:rPr>
+          <w:rFonts w:ascii="Consolas" w:cs="Consolas" w:eastAsia="Consolas" w:hAnsi="Consolas"/>
+          <w:sz w:val="17"/>
+          <w:szCs w:val="17"/>
+        </w:rPr>
+        <w:t xml:space="preserve">      "completed": true,</w:t>
+      </w:r>
+    </w:p>
+    <w:p>
+      <w:pPr>
+        <w:shd w:fill="F6F6F4" w:val="clear"/>
+        <w:spacing w:after="0" w:before="0" w:line="240"/>
+        <w:ind w:left="180" w:right="180"/>
+      </w:pPr>
+      <w:r>
+        <w:rPr>
+          <w:rFonts w:ascii="Consolas" w:cs="Consolas" w:eastAsia="Consolas" w:hAnsi="Consolas"/>
+          <w:sz w:val="17"/>
+          <w:szCs w:val="17"/>
+        </w:rPr>
+        <w:t xml:space="preserve">      "sections": [</w:t>
+      </w:r>
+    </w:p>
+    <w:p>
+      <w:pPr>
+        <w:shd w:fill="F6F6F4" w:val="clear"/>
+        <w:spacing w:after="0" w:before="0" w:line="240"/>
+        <w:ind w:left="180" w:right="180"/>
+      </w:pPr>
+      <w:r>
+        <w:rPr>
+          <w:rFonts w:ascii="Consolas" w:cs="Consolas" w:eastAsia="Consolas" w:hAnsi="Consolas"/>
+          <w:sz w:val="17"/>
+          <w:szCs w:val="17"/>
+        </w:rPr>
+        <w:t xml:space="preserve">        {</w:t>
+      </w:r>
+    </w:p>
+    <w:p>
+      <w:pPr>
+        <w:shd w:fill="F6F6F4" w:val="clear"/>
+        <w:spacing w:after="0" w:before="0" w:line="240"/>
+        <w:ind w:left="180" w:right="180"/>
+      </w:pPr>
+      <w:r>
+        <w:rPr>
+          <w:rFonts w:ascii="Consolas" w:cs="Consolas" w:eastAsia="Consolas" w:hAnsi="Consolas"/>
+          <w:sz w:val="17"/>
+          <w:szCs w:val="17"/>
+        </w:rPr>
+        <w:t xml:space="preserve">          "id": 4,</w:t>
+      </w:r>
+    </w:p>
+    <w:p>
+      <w:pPr>
+        <w:shd w:fill="F6F6F4" w:val="clear"/>
+        <w:spacing w:after="0" w:before="0" w:line="240"/>
+        <w:ind w:left="180" w:right="180"/>
+      </w:pPr>
+      <w:r>
+        <w:rPr>
+          <w:rFonts w:ascii="Consolas" w:cs="Consolas" w:eastAsia="Consolas" w:hAnsi="Consolas"/>
+          <w:sz w:val="17"/>
+          <w:szCs w:val="17"/>
+        </w:rPr>
+        <w:t xml:space="preserve">          "title": "لماذا نقرأ بانتظام",</w:t>
+      </w:r>
+    </w:p>
+    <w:p>
+      <w:pPr>
+        <w:shd w:fill="F6F6F4" w:val="clear"/>
+        <w:spacing w:after="0" w:before="0" w:line="240"/>
+        <w:ind w:left="180" w:right="180"/>
+      </w:pPr>
+      <w:r>
+        <w:rPr>
+          <w:rFonts w:ascii="Consolas" w:cs="Consolas" w:eastAsia="Consolas" w:hAnsi="Consolas"/>
+          <w:sz w:val="17"/>
+          <w:szCs w:val="17"/>
+        </w:rPr>
+        <w:t xml:space="preserve">          "position": 1,</w:t>
+      </w:r>
+    </w:p>
+    <w:p>
+      <w:pPr>
+        <w:shd w:fill="F6F6F4" w:val="clear"/>
+        <w:spacing w:after="0" w:before="0" w:line="240"/>
+        <w:ind w:left="180" w:right="180"/>
+      </w:pPr>
+      <w:r>
+        <w:rPr>
+          <w:rFonts w:ascii="Consolas" w:cs="Consolas" w:eastAsia="Consolas" w:hAnsi="Consolas"/>
+          <w:sz w:val="17"/>
+          <w:szCs w:val="17"/>
+        </w:rPr>
+        <w:t xml:space="preserve">          "read": true,</w:t>
+      </w:r>
+    </w:p>
+    <w:p>
+      <w:pPr>
+        <w:shd w:fill="F6F6F4" w:val="clear"/>
+        <w:spacing w:after="0" w:before="0" w:line="240"/>
+        <w:ind w:left="180" w:right="180"/>
+      </w:pPr>
+      <w:r>
+        <w:rPr>
+          <w:rFonts w:ascii="Consolas" w:cs="Consolas" w:eastAsia="Consolas" w:hAnsi="Consolas"/>
+          <w:sz w:val="17"/>
+          <w:szCs w:val="17"/>
+        </w:rPr>
+        <w:t xml:space="preserve">          "read_at": "2026-10-16"</w:t>
+      </w:r>
+    </w:p>
+    <w:p>
+      <w:pPr>
+        <w:shd w:fill="F6F6F4" w:val="clear"/>
+        <w:spacing w:after="0" w:before="0" w:line="240"/>
+        <w:ind w:left="180" w:right="180"/>
+      </w:pPr>
+      <w:r>
+        <w:rPr>
+          <w:rFonts w:ascii="Consolas" w:cs="Consolas" w:eastAsia="Consolas" w:hAnsi="Consolas"/>
+          <w:sz w:val="17"/>
+          <w:szCs w:val="17"/>
+        </w:rPr>
+        <w:t xml:space="preserve">        },</w:t>
+      </w:r>
+    </w:p>
+    <w:p>
+      <w:pPr>
+        <w:shd w:fill="F6F6F4" w:val="clear"/>
+        <w:spacing w:after="0" w:before="0" w:line="240"/>
+        <w:ind w:left="180" w:right="180"/>
+      </w:pPr>
+      <w:r>
+        <w:rPr>
+          <w:rFonts w:ascii="Consolas" w:cs="Consolas" w:eastAsia="Consolas" w:hAnsi="Consolas"/>
+          <w:sz w:val="17"/>
+          <w:szCs w:val="17"/>
+        </w:rPr>
+        <w:t xml:space="preserve">        {</w:t>
+      </w:r>
+    </w:p>
+    <w:p>
+      <w:pPr>
+        <w:shd w:fill="F6F6F4" w:val="clear"/>
+        <w:spacing w:after="0" w:before="0" w:line="240"/>
+        <w:ind w:left="180" w:right="180"/>
+      </w:pPr>
+      <w:r>
+        <w:rPr>
+          <w:rFonts w:ascii="Consolas" w:cs="Consolas" w:eastAsia="Consolas" w:hAnsi="Consolas"/>
+          <w:sz w:val="17"/>
+          <w:szCs w:val="17"/>
+        </w:rPr>
+        <w:t xml:space="preserve">          "id": 5,</w:t>
+      </w:r>
+    </w:p>
+    <w:p>
+      <w:pPr>
+        <w:shd w:fill="F6F6F4" w:val="clear"/>
+        <w:spacing w:after="0" w:before="0" w:line="240"/>
+        <w:ind w:left="180" w:right="180"/>
+      </w:pPr>
+      <w:r>
+        <w:rPr>
+          <w:rFonts w:ascii="Consolas" w:cs="Consolas" w:eastAsia="Consolas" w:hAnsi="Consolas"/>
+          <w:sz w:val="17"/>
+          <w:szCs w:val="17"/>
+        </w:rPr>
+        <w:t xml:space="preserve">          "title": "بناء خطة القراءة",</w:t>
+      </w:r>
+    </w:p>
+    <w:p>
+      <w:pPr>
+        <w:shd w:fill="F6F6F4" w:val="clear"/>
+        <w:spacing w:after="0" w:before="0" w:line="240"/>
+        <w:ind w:left="180" w:right="180"/>
+      </w:pPr>
+      <w:r>
+        <w:rPr>
+          <w:rFonts w:ascii="Consolas" w:cs="Consolas" w:eastAsia="Consolas" w:hAnsi="Consolas"/>
+          <w:sz w:val="17"/>
+          <w:szCs w:val="17"/>
+        </w:rPr>
+        <w:t xml:space="preserve">          "position": 2,</w:t>
+      </w:r>
+    </w:p>
+    <w:p>
+      <w:pPr>
+        <w:shd w:fill="F6F6F4" w:val="clear"/>
+        <w:spacing w:after="0" w:before="0" w:line="240"/>
+        <w:ind w:left="180" w:right="180"/>
+      </w:pPr>
+      <w:r>
+        <w:rPr>
+          <w:rFonts w:ascii="Consolas" w:cs="Consolas" w:eastAsia="Consolas" w:hAnsi="Consolas"/>
+          <w:sz w:val="17"/>
+          <w:szCs w:val="17"/>
+        </w:rPr>
+        <w:t xml:space="preserve">          "read": true,</w:t>
       </w:r>
     </w:p>
     <w:p>
@@ -2987,137 +3017,6 @@
                 <w:sz w:val="19"/>
                 <w:szCs w:val="19"/>
               </w:rPr>
-              <w:t xml:space="preserve">sections_passed</w:t>
-            </w:r>
-            <w:r>
-              <w:rPr>
-                <w:rFonts w:ascii="Calibri" w:cs="Calibri" w:eastAsia="Calibri" w:hAnsi="Calibri"/>
-                <w:sz w:val="21"/>
-                <w:szCs w:val="21"/>
-              </w:rPr>
-              <w:t xml:space="preserve"> / </w:t>
-            </w:r>
-            <w:r>
-              <w:rPr>
-                <w:rFonts w:ascii="Consolas" w:cs="Consolas" w:eastAsia="Consolas" w:hAnsi="Consolas"/>
-                <w:color w:val="A33B00"/>
-                <w:sz w:val="19"/>
-                <w:szCs w:val="19"/>
-              </w:rPr>
-              <w:t xml:space="preserve">percent</w:t>
-            </w:r>
-          </w:p>
-        </w:tc>
-        <w:tc>
-          <w:tcPr>
-            <w:tcMar>
-              <w:top w:type="dxa" w:w="60"/>
-              <w:left w:type="dxa" w:w="120"/>
-              <w:bottom w:type="dxa" w:w="60"/>
-              <w:right w:type="dxa" w:w="120"/>
-            </w:tcMar>
-          </w:tcPr>
-          <w:p>
-            <w:pPr>
-              <w:spacing w:after="40" w:before="40"/>
-            </w:pPr>
-            <w:r>
-              <w:rPr>
-                <w:rFonts w:ascii="Calibri" w:cs="Calibri" w:eastAsia="Calibri" w:hAnsi="Calibri"/>
-                <w:sz w:val="21"/>
-                <w:szCs w:val="21"/>
-              </w:rPr>
-              <w:t xml:space="preserve">how many section exams </w:t>
-            </w:r>
-            <w:r>
-              <w:rPr>
-                <w:rFonts w:ascii="Calibri" w:cs="Calibri" w:eastAsia="Calibri" w:hAnsi="Calibri"/>
-                <w:b/>
-                <w:bCs/>
-                <w:sz w:val="21"/>
-                <w:szCs w:val="21"/>
-              </w:rPr>
-              <w:t xml:space="preserve">passed</w:t>
-            </w:r>
-          </w:p>
-        </w:tc>
-      </w:tr>
-      <w:tr>
-        <w:trPr>
-          <w:tblHeader w:val="off"/>
-        </w:trPr>
-        <w:tc>
-          <w:tcPr>
-            <w:tcMar>
-              <w:top w:type="dxa" w:w="60"/>
-              <w:left w:type="dxa" w:w="120"/>
-              <w:bottom w:type="dxa" w:w="60"/>
-              <w:right w:type="dxa" w:w="120"/>
-            </w:tcMar>
-          </w:tcPr>
-          <w:p>
-            <w:pPr>
-              <w:spacing w:after="40" w:before="40"/>
-            </w:pPr>
-            <w:r>
-              <w:rPr>
-                <w:rFonts w:ascii="Consolas" w:cs="Consolas" w:eastAsia="Consolas" w:hAnsi="Consolas"/>
-                <w:color w:val="A33B00"/>
-                <w:sz w:val="19"/>
-                <w:szCs w:val="19"/>
-              </w:rPr>
-              <w:t xml:space="preserve">has_own_quiz</w:t>
-            </w:r>
-          </w:p>
-        </w:tc>
-        <w:tc>
-          <w:tcPr>
-            <w:tcMar>
-              <w:top w:type="dxa" w:w="60"/>
-              <w:left w:type="dxa" w:w="120"/>
-              <w:bottom w:type="dxa" w:w="60"/>
-              <w:right w:type="dxa" w:w="120"/>
-            </w:tcMar>
-          </w:tcPr>
-          <w:p>
-            <w:pPr>
-              <w:spacing w:after="40" w:before="40"/>
-            </w:pPr>
-            <w:r>
-              <w:rPr>
-                <w:rFonts w:ascii="Calibri" w:cs="Calibri" w:eastAsia="Calibri" w:hAnsi="Calibri"/>
-                <w:sz w:val="21"/>
-                <w:szCs w:val="21"/>
-              </w:rPr>
-              <w:t xml:space="preserve">the exam belongs to the book, not its sections</w:t>
-            </w:r>
-          </w:p>
-        </w:tc>
-      </w:tr>
-      <w:tr>
-        <w:trPr>
-          <w:tblHeader w:val="off"/>
-        </w:trPr>
-        <w:tc>
-          <w:tcPr>
-            <w:tcMar>
-              <w:top w:type="dxa" w:w="60"/>
-              <w:left w:type="dxa" w:w="120"/>
-              <w:bottom w:type="dxa" w:w="60"/>
-              <w:right w:type="dxa" w:w="120"/>
-            </w:tcMar>
-          </w:tcPr>
-          <w:p>
-            <w:pPr>
-              <w:spacing w:after="40" w:before="40"/>
-            </w:pPr>
-            <w:r>
-              <w:rPr>
-                <w:rFonts w:ascii="Consolas" w:cs="Consolas" w:eastAsia="Consolas" w:hAnsi="Consolas"/>
-                <w:color w:val="A33B00"/>
-                <w:sz w:val="19"/>
-                <w:szCs w:val="19"/>
-              </w:rPr>
               <w:t xml:space="preserve">completed</w:t>
             </w:r>
           </w:p>
@@ -3141,7 +3040,7 @@
                 <w:sz w:val="21"/>
                 <w:szCs w:val="21"/>
               </w:rPr>
-              <w:t xml:space="preserve">finished, by whichever rule applies</w:t>
+              <w:t xml:space="preserve">the book's exam has been passed</w:t>
             </w:r>
           </w:p>
         </w:tc>
@@ -3163,7 +3062,7 @@
           <w:sz w:val="21"/>
           <w:szCs w:val="21"/>
         </w:rPr>
-        <w:t xml:space="preserve">When </w:t>
+        <w:t xml:space="preserve">Drive a progress bar from </w:t>
       </w:r>
       <w:r>
         <w:rPr>
@@ -3172,15 +3071,15 @@
           <w:sz w:val="19"/>
           <w:szCs w:val="19"/>
         </w:rPr>
-        <w:t xml:space="preserve">has_own_quiz</w:t>
-      </w:r>
-      <w:r>
-        <w:rPr>
-          <w:rFonts w:ascii="Calibri" w:cs="Calibri" w:eastAsia="Calibri" w:hAnsi="Calibri"/>
-          <w:sz w:val="21"/>
-          <w:szCs w:val="21"/>
-        </w:rPr>
-        <w:t xml:space="preserve"> is true there are no section exams, so </w:t>
+        <w:t xml:space="preserve">read_percent</w:t>
+      </w:r>
+      <w:r>
+        <w:rPr>
+          <w:rFonts w:ascii="Calibri" w:cs="Calibri" w:eastAsia="Calibri" w:hAnsi="Calibri"/>
+          <w:sz w:val="21"/>
+          <w:szCs w:val="21"/>
+        </w:rPr>
+        <w:t xml:space="preserve">, and use </w:t>
       </w:r>
       <w:r>
         <w:rPr>
@@ -3189,15 +3088,15 @@
           <w:sz w:val="19"/>
           <w:szCs w:val="19"/>
         </w:rPr>
-        <w:t xml:space="preserve">sections_passed</w:t>
-      </w:r>
-      <w:r>
-        <w:rPr>
-          <w:rFonts w:ascii="Calibri" w:cs="Calibri" w:eastAsia="Calibri" w:hAnsi="Calibri"/>
-          <w:sz w:val="21"/>
-          <w:szCs w:val="21"/>
-        </w:rPr>
-        <w:t xml:space="preserve"> and </w:t>
+        <w:t xml:space="preserve">completed</w:t>
+      </w:r>
+      <w:r>
+        <w:rPr>
+          <w:rFonts w:ascii="Calibri" w:cs="Calibri" w:eastAsia="Calibri" w:hAnsi="Calibri"/>
+          <w:sz w:val="21"/>
+          <w:szCs w:val="21"/>
+        </w:rPr>
+        <w:t xml:space="preserve"> for "finished". Reaching 100% opens the exam; passing it is what makes </w:t>
       </w:r>
       <w:r>
         <w:rPr>
@@ -3206,57 +3105,6 @@
           <w:sz w:val="19"/>
           <w:szCs w:val="19"/>
         </w:rPr>
-        <w:t xml:space="preserve">percent</w:t>
-      </w:r>
-      <w:r>
-        <w:rPr>
-          <w:rFonts w:ascii="Calibri" w:cs="Calibri" w:eastAsia="Calibri" w:hAnsi="Calibri"/>
-          <w:sz w:val="21"/>
-          <w:szCs w:val="21"/>
-        </w:rPr>
-        <w:t xml:space="preserve"> stay at </w:t>
-      </w:r>
-      <w:r>
-        <w:rPr>
-          <w:rFonts w:ascii="Consolas" w:cs="Consolas" w:eastAsia="Consolas" w:hAnsi="Consolas"/>
-          <w:color w:val="A33B00"/>
-          <w:sz w:val="19"/>
-          <w:szCs w:val="19"/>
-        </w:rPr>
-        <w:t xml:space="preserve">0</w:t>
-      </w:r>
-      <w:r>
-        <w:rPr>
-          <w:rFonts w:ascii="Calibri" w:cs="Calibri" w:eastAsia="Calibri" w:hAnsi="Calibri"/>
-          <w:sz w:val="21"/>
-          <w:szCs w:val="21"/>
-        </w:rPr>
-        <w:t xml:space="preserve"> however much the reader has done. Drive a progress bar from </w:t>
-      </w:r>
-      <w:r>
-        <w:rPr>
-          <w:rFonts w:ascii="Consolas" w:cs="Consolas" w:eastAsia="Consolas" w:hAnsi="Consolas"/>
-          <w:color w:val="A33B00"/>
-          <w:sz w:val="19"/>
-          <w:szCs w:val="19"/>
-        </w:rPr>
-        <w:t xml:space="preserve">read_percent</w:t>
-      </w:r>
-      <w:r>
-        <w:rPr>
-          <w:rFonts w:ascii="Calibri" w:cs="Calibri" w:eastAsia="Calibri" w:hAnsi="Calibri"/>
-          <w:sz w:val="21"/>
-          <w:szCs w:val="21"/>
-        </w:rPr>
-        <w:t xml:space="preserve"> for those books, and use </w:t>
-      </w:r>
-      <w:r>
-        <w:rPr>
-          <w:rFonts w:ascii="Consolas" w:cs="Consolas" w:eastAsia="Consolas" w:hAnsi="Consolas"/>
-          <w:color w:val="A33B00"/>
-          <w:sz w:val="19"/>
-          <w:szCs w:val="19"/>
-        </w:rPr>
         <w:t xml:space="preserve">completed</w:t>
       </w:r>
       <w:r>
@@ -3265,7 +3113,7 @@
           <w:sz w:val="21"/>
           <w:szCs w:val="21"/>
         </w:rPr>
-        <w:t xml:space="preserve"> for "finished".</w:t>
+        <w:t xml:space="preserve"> true.</w:t>
       </w:r>
     </w:p>
     <w:p>
@@ -3305,7 +3153,7 @@
           <w:sz w:val="21"/>
           <w:szCs w:val="21"/>
         </w:rPr>
-        <w:t xml:space="preserve"> lists the last ten graded attempts, each with its section and book. </w:t>
+        <w:t xml:space="preserve"> lists the last ten graded attempts. </w:t>
       </w:r>
       <w:r>
         <w:rPr>
@@ -3949,7 +3797,7 @@
           <w:sz w:val="17"/>
           <w:szCs w:val="17"/>
         </w:rPr>
-        <w:t xml:space="preserve">  "criteria_type": "sections_passed",</w:t>
+        <w:t xml:space="preserve">  "criteria_type": "sections_read",</w:t>
       </w:r>
     </w:p>
     <w:p>
@@ -4041,7 +3889,7 @@
           <w:sz w:val="19"/>
           <w:szCs w:val="19"/>
         </w:rPr>
-        <w:t xml:space="preserve">sections_passed</w:t>
+        <w:t xml:space="preserve">sections_read</w:t>
       </w:r>
       <w:r>
         <w:rPr>
@@ -4270,7 +4118,7 @@
           <w:sz w:val="17"/>
           <w:szCs w:val="17"/>
         </w:rPr>
-        <w:t xml:space="preserve">  "criteria_type": "sections_passed",</w:t>
+        <w:t xml:space="preserve">  "criteria_type": "sections_read",</w:t>
       </w:r>
     </w:p>
     <w:p>
@@ -4750,7 +4598,7 @@
           <w:sz w:val="17"/>
           <w:szCs w:val="17"/>
         </w:rPr>
-        <w:t xml:space="preserve">    "points": 1500</w:t>
+        <w:t xml:space="preserve">    "points": 1300</w:t>
       </w:r>
     </w:p>
     <w:p>
@@ -4885,7 +4733,7 @@
           <w:sz w:val="17"/>
           <w:szCs w:val="17"/>
         </w:rPr>
-        <w:t xml:space="preserve">    "points": 1350</w:t>
+        <w:t xml:space="preserve">    "points": 1300</w:t>
       </w:r>
     </w:p>
     <w:p>
@@ -5020,7 +4868,7 @@
           <w:sz w:val="17"/>
           <w:szCs w:val="17"/>
         </w:rPr>
-        <w:t xml:space="preserve">    "points": 1200</w:t>
+        <w:t xml:space="preserve">    "points": 800</w:t>
       </w:r>
     </w:p>
     <w:p>
@@ -5155,7 +5003,7 @@
           <w:sz w:val="17"/>
           <w:szCs w:val="17"/>
         </w:rPr>
-        <w:t xml:space="preserve">    "points": 1050</w:t>
+        <w:t xml:space="preserve">    "points": 800</w:t>
       </w:r>
     </w:p>
     <w:p>
@@ -5578,7 +5426,7 @@
           <w:sz w:val="17"/>
           <w:szCs w:val="17"/>
         </w:rPr>
-        <w:t xml:space="preserve">    "points": 1500</w:t>
+        <w:t xml:space="preserve">    "points": 1300</w:t>
       </w:r>
     </w:p>
     <w:p>
@@ -5808,7 +5656,7 @@
           <w:sz w:val="17"/>
           <w:szCs w:val="17"/>
         </w:rPr>
-        <w:t xml:space="preserve">    "serial": "CERT-2026-NTR0JF",</w:t>
+        <w:t xml:space="preserve">    "serial": "CERT-2026-KGMS8Z",</w:t>
       </w:r>
     </w:p>
     <w:p>
@@ -5838,7 +5686,7 @@
           <w:sz w:val="17"/>
           <w:szCs w:val="17"/>
         </w:rPr>
-        <w:t xml:space="preserve">    "issued_at": "2026-10-15",</w:t>
+        <w:t xml:space="preserve">    "issued_at": "2026-10-16",</w:t>
       </w:r>
     </w:p>
     <w:p>
@@ -5958,7 +5806,7 @@
           <w:sz w:val="17"/>
           <w:szCs w:val="17"/>
         </w:rPr>
-        <w:t xml:space="preserve">    "verification_url": "http://localhost/api/certificates/verify/35f4ec82-6b4c-49a4-953b-8d22fb80f85f"</w:t>
+        <w:t xml:space="preserve">    "verification_url": "http://localhost/api/certificates/verify/8699f3b6-678a-49d8-8d23-57def9205cf0"</w:t>
       </w:r>
     </w:p>
     <w:p>
@@ -6018,7 +5866,7 @@
           <w:sz w:val="17"/>
           <w:szCs w:val="17"/>
         </w:rPr>
-        <w:t xml:space="preserve">    "serial": "CERT-2026-BL0IBF",</w:t>
+        <w:t xml:space="preserve">    "serial": "CERT-2026-FTWOPV",</w:t>
       </w:r>
     </w:p>
     <w:p>
@@ -6048,7 +5896,7 @@
           <w:sz w:val="17"/>
           <w:szCs w:val="17"/>
         </w:rPr>
-        <w:t xml:space="preserve">    "issued_at": "2026-10-15",</w:t>
+        <w:t xml:space="preserve">    "issued_at": "2026-10-16",</w:t>
       </w:r>
     </w:p>
     <w:p>
@@ -6183,7 +6031,7 @@
           <w:sz w:val="17"/>
           <w:szCs w:val="17"/>
         </w:rPr>
-        <w:t xml:space="preserve">      "has_own_quiz": false,</w:t>
+        <w:t xml:space="preserve">      "has_own_quiz": true,</w:t>
       </w:r>
     </w:p>
     <w:p>
@@ -6228,22 +6076,7 @@
           <w:sz w:val="17"/>
           <w:szCs w:val="17"/>
         </w:rPr>
-        <w:t xml:space="preserve">        "label": "ابدأ الاختبار"</w:t>
-      </w:r>
-    </w:p>
-    <w:p>
-      <w:pPr>
-        <w:shd w:fill="F6F6F4" w:val="clear"/>
-        <w:spacing w:after="0" w:before="0" w:line="240"/>
-        <w:ind w:left="180" w:right="180"/>
-      </w:pPr>
-      <w:r>
-        <w:rPr>
-          <w:rFonts w:ascii="Consolas" w:cs="Consolas" w:eastAsia="Consolas" w:hAnsi="Consolas"/>
-          <w:sz w:val="17"/>
-          <w:szCs w:val="17"/>
-        </w:rPr>
-        <w:t xml:space="preserve">      },</w:t>
+        <w:t xml:space="preserve">        "label": "ابدأ الاختبار",</w:t>
       </w:r>
     </w:p>
     <w:p>
@@ -6708,52 +6541,52 @@
           <w:sz w:val="17"/>
           <w:szCs w:val="17"/>
         </w:rPr>
-        <w:t xml:space="preserve">    "serial": "CERT-2026-F8XYMY",</w:t>
-      </w:r>
-    </w:p>
-    <w:p>
-      <w:pPr>
-        <w:shd w:fill="F6F6F4" w:val="clear"/>
-        <w:spacing w:after="0" w:before="0" w:line="240"/>
-        <w:ind w:left="180" w:right="180"/>
-      </w:pPr>
-      <w:r>
-        <w:rPr>
-          <w:rFonts w:ascii="Consolas" w:cs="Consolas" w:eastAsia="Consolas" w:hAnsi="Consolas"/>
-          <w:sz w:val="17"/>
-          <w:szCs w:val="17"/>
-        </w:rPr>
-        <w:t xml:space="preserve">    "issued_at": "2026-10-15",</w:t>
-      </w:r>
-    </w:p>
-    <w:p>
-      <w:pPr>
-        <w:shd w:fill="F6F6F4" w:val="clear"/>
-        <w:spacing w:after="0" w:before="0" w:line="240"/>
-        <w:ind w:left="180" w:right="180"/>
-      </w:pPr>
-      <w:r>
-        <w:rPr>
-          <w:rFonts w:ascii="Consolas" w:cs="Consolas" w:eastAsia="Consolas" w:hAnsi="Consolas"/>
-          <w:sz w:val="17"/>
-          <w:szCs w:val="17"/>
-        </w:rPr>
-        <w:t xml:space="preserve">    "verification_url": "http://localhost/api/certificates/verify/9ec9993d-5b23-4037-803c-d97126274554",</w:t>
-      </w:r>
-    </w:p>
-    <w:p>
-      <w:pPr>
-        <w:shd w:fill="F6F6F4" w:val="clear"/>
-        <w:spacing w:after="0" w:before="0" w:line="240"/>
-        <w:ind w:left="180" w:right="180"/>
-      </w:pPr>
-      <w:r>
-        <w:rPr>
-          <w:rFonts w:ascii="Consolas" w:cs="Consolas" w:eastAsia="Consolas" w:hAnsi="Consolas"/>
-          <w:sz w:val="17"/>
-          <w:szCs w:val="17"/>
-        </w:rPr>
-        <w:t xml:space="preserve">    "sections_passed": 3,</w:t>
+        <w:t xml:space="preserve">    "serial": "CERT-2026-NDKNSB",</w:t>
+      </w:r>
+    </w:p>
+    <w:p>
+      <w:pPr>
+        <w:shd w:fill="F6F6F4" w:val="clear"/>
+        <w:spacing w:after="0" w:before="0" w:line="240"/>
+        <w:ind w:left="180" w:right="180"/>
+      </w:pPr>
+      <w:r>
+        <w:rPr>
+          <w:rFonts w:ascii="Consolas" w:cs="Consolas" w:eastAsia="Consolas" w:hAnsi="Consolas"/>
+          <w:sz w:val="17"/>
+          <w:szCs w:val="17"/>
+        </w:rPr>
+        <w:t xml:space="preserve">    "issued_at": "2026-10-16",</w:t>
+      </w:r>
+    </w:p>
+    <w:p>
+      <w:pPr>
+        <w:shd w:fill="F6F6F4" w:val="clear"/>
+        <w:spacing w:after="0" w:before="0" w:line="240"/>
+        <w:ind w:left="180" w:right="180"/>
+      </w:pPr>
+      <w:r>
+        <w:rPr>
+          <w:rFonts w:ascii="Consolas" w:cs="Consolas" w:eastAsia="Consolas" w:hAnsi="Consolas"/>
+          <w:sz w:val="17"/>
+          <w:szCs w:val="17"/>
+        </w:rPr>
+        <w:t xml:space="preserve">    "verification_url": "http://localhost/api/certificates/verify/d2d58ca5-598c-4af3-bbd1-33d86269c709",</w:t>
+      </w:r>
+    </w:p>
+    <w:p>
+      <w:pPr>
+        <w:shd w:fill="F6F6F4" w:val="clear"/>
+        <w:spacing w:after="0" w:before="0" w:line="240"/>
+        <w:ind w:left="180" w:right="180"/>
+      </w:pPr>
+      <w:r>
+        <w:rPr>
+          <w:rFonts w:ascii="Consolas" w:cs="Consolas" w:eastAsia="Consolas" w:hAnsi="Consolas"/>
+          <w:sz w:val="17"/>
+          <w:szCs w:val="17"/>
+        </w:rPr>
+        <w:t xml:space="preserve">    "sections_read": 3,</w:t>
       </w:r>
     </w:p>
     <w:p>
@@ -6948,52 +6781,52 @@
           <w:sz w:val="17"/>
           <w:szCs w:val="17"/>
         </w:rPr>
-        <w:t xml:space="preserve">    "serial": "CERT-2026-GRUW1Y",</w:t>
-      </w:r>
-    </w:p>
-    <w:p>
-      <w:pPr>
-        <w:shd w:fill="F6F6F4" w:val="clear"/>
-        <w:spacing w:after="0" w:before="0" w:line="240"/>
-        <w:ind w:left="180" w:right="180"/>
-      </w:pPr>
-      <w:r>
-        <w:rPr>
-          <w:rFonts w:ascii="Consolas" w:cs="Consolas" w:eastAsia="Consolas" w:hAnsi="Consolas"/>
-          <w:sz w:val="17"/>
-          <w:szCs w:val="17"/>
-        </w:rPr>
-        <w:t xml:space="preserve">    "issued_at": "2026-10-15",</w:t>
-      </w:r>
-    </w:p>
-    <w:p>
-      <w:pPr>
-        <w:shd w:fill="F6F6F4" w:val="clear"/>
-        <w:spacing w:after="0" w:before="0" w:line="240"/>
-        <w:ind w:left="180" w:right="180"/>
-      </w:pPr>
-      <w:r>
-        <w:rPr>
-          <w:rFonts w:ascii="Consolas" w:cs="Consolas" w:eastAsia="Consolas" w:hAnsi="Consolas"/>
-          <w:sz w:val="17"/>
-          <w:szCs w:val="17"/>
-        </w:rPr>
-        <w:t xml:space="preserve">    "verification_url": "http://localhost/api/certificates/verify/de5c5110-0dab-434c-bcec-12f0553414f7",</w:t>
-      </w:r>
-    </w:p>
-    <w:p>
-      <w:pPr>
-        <w:shd w:fill="F6F6F4" w:val="clear"/>
-        <w:spacing w:after="0" w:before="0" w:line="240"/>
-        <w:ind w:left="180" w:right="180"/>
-      </w:pPr>
-      <w:r>
-        <w:rPr>
-          <w:rFonts w:ascii="Consolas" w:cs="Consolas" w:eastAsia="Consolas" w:hAnsi="Consolas"/>
-          <w:sz w:val="17"/>
-          <w:szCs w:val="17"/>
-        </w:rPr>
-        <w:t xml:space="preserve">    "sections_passed": 3,</w:t>
+        <w:t xml:space="preserve">    "serial": "CERT-2026-OHVARZ",</w:t>
+      </w:r>
+    </w:p>
+    <w:p>
+      <w:pPr>
+        <w:shd w:fill="F6F6F4" w:val="clear"/>
+        <w:spacing w:after="0" w:before="0" w:line="240"/>
+        <w:ind w:left="180" w:right="180"/>
+      </w:pPr>
+      <w:r>
+        <w:rPr>
+          <w:rFonts w:ascii="Consolas" w:cs="Consolas" w:eastAsia="Consolas" w:hAnsi="Consolas"/>
+          <w:sz w:val="17"/>
+          <w:szCs w:val="17"/>
+        </w:rPr>
+        <w:t xml:space="preserve">    "issued_at": "2026-10-16",</w:t>
+      </w:r>
+    </w:p>
+    <w:p>
+      <w:pPr>
+        <w:shd w:fill="F6F6F4" w:val="clear"/>
+        <w:spacing w:after="0" w:before="0" w:line="240"/>
+        <w:ind w:left="180" w:right="180"/>
+      </w:pPr>
+      <w:r>
+        <w:rPr>
+          <w:rFonts w:ascii="Consolas" w:cs="Consolas" w:eastAsia="Consolas" w:hAnsi="Consolas"/>
+          <w:sz w:val="17"/>
+          <w:szCs w:val="17"/>
+        </w:rPr>
+        <w:t xml:space="preserve">    "verification_url": "http://localhost/api/certificates/verify/fc6a2390-9c56-4075-907a-58666103dd8f",</w:t>
+      </w:r>
+    </w:p>
+    <w:p>
+      <w:pPr>
+        <w:shd w:fill="F6F6F4" w:val="clear"/>
+        <w:spacing w:after="0" w:before="0" w:line="240"/>
+        <w:ind w:left="180" w:right="180"/>
+      </w:pPr>
+      <w:r>
+        <w:rPr>
+          <w:rFonts w:ascii="Consolas" w:cs="Consolas" w:eastAsia="Consolas" w:hAnsi="Consolas"/>
+          <w:sz w:val="17"/>
+          <w:szCs w:val="17"/>
+        </w:rPr>
+        <w:t xml:space="preserve">    "sections_read": 3,</w:t>
       </w:r>
     </w:p>
     <w:p>
@@ -7188,22 +7021,22 @@
           <w:sz w:val="17"/>
           <w:szCs w:val="17"/>
         </w:rPr>
-        <w:t xml:space="preserve">    "serial": "CERT-2026-HQIKSV",</w:t>
-      </w:r>
-    </w:p>
-    <w:p>
-      <w:pPr>
-        <w:shd w:fill="F6F6F4" w:val="clear"/>
-        <w:spacing w:after="0" w:before="0" w:line="240"/>
-        <w:ind w:left="180" w:right="180"/>
-      </w:pPr>
-      <w:r>
-        <w:rPr>
-          <w:rFonts w:ascii="Consolas" w:cs="Consolas" w:eastAsia="Consolas" w:hAnsi="Consolas"/>
-          <w:sz w:val="17"/>
-          <w:szCs w:val="17"/>
-        </w:rPr>
-        <w:t xml:space="preserve">    "issued_at": "2026-10-15",</w:t>
+        <w:t xml:space="preserve">    "serial": "CERT-2026-T6FGBP",</w:t>
+      </w:r>
+    </w:p>
+    <w:p>
+      <w:pPr>
+        <w:shd w:fill="F6F6F4" w:val="clear"/>
+        <w:spacing w:after="0" w:before="0" w:line="240"/>
+        <w:ind w:left="180" w:right="180"/>
+      </w:pPr>
+      <w:r>
+        <w:rPr>
+          <w:rFonts w:ascii="Consolas" w:cs="Consolas" w:eastAsia="Consolas" w:hAnsi="Consolas"/>
+          <w:sz w:val="17"/>
+          <w:szCs w:val="17"/>
+        </w:rPr>
+        <w:t xml:space="preserve">    "issued_at": "2026-10-16",</w:t>
       </w:r>
     </w:p>
     <w:p>
@@ -7526,7 +7359,7 @@
                 <w:sz w:val="19"/>
                 <w:szCs w:val="19"/>
               </w:rPr>
-              <w:t xml:space="preserve">sections_passed</w:t>
+              <w:t xml:space="preserve">sections_read</w:t>
             </w:r>
             <w:r>
               <w:rPr>
@@ -7640,7 +7473,7 @@
           <w:sz w:val="21"/>
           <w:szCs w:val="21"/>
         </w:rPr>
-        <w:t xml:space="preserve">A book examined as a whole counts as one step: taken or not.</w:t>
+        <w:t xml:space="preserve">A book that is one document has no sections to count, so it is one step: opened or not.</w:t>
       </w:r>
     </w:p>
     <w:p>
@@ -7727,7 +7560,7 @@
           <w:sz w:val="17"/>
           <w:szCs w:val="17"/>
         </w:rPr>
-        <w:t xml:space="preserve">  "serial": "CERT-2026-NTR0JF",</w:t>
+        <w:t xml:space="preserve">  "serial": "CERT-2026-KGMS8Z",</w:t>
       </w:r>
     </w:p>
     <w:p>
@@ -7787,7 +7620,7 @@
           <w:sz w:val="17"/>
           <w:szCs w:val="17"/>
         </w:rPr>
-        <w:t xml:space="preserve">  "issued_at": "2026-10-15"</w:t>
+        <w:t xml:space="preserve">  "issued_at": "2026-10-16"</w:t>
       </w:r>
     </w:p>
     <w:p>

--- a/docs/Himam-Progress-APIs.docx
+++ b/docs/Himam-Progress-APIs.docx
@@ -638,7 +638,7 @@
           <w:sz w:val="17"/>
           <w:szCs w:val="17"/>
         </w:rPr>
-        <w:t xml:space="preserve">      "awarded_at": "2026-10-16 19:24:12"</w:t>
+        <w:t xml:space="preserve">      "awarded_at": "2026-10-17 09:37:01"</w:t>
       </w:r>
     </w:p>
     <w:p>
@@ -803,7 +803,7 @@
           <w:sz w:val="17"/>
           <w:szCs w:val="17"/>
         </w:rPr>
-        <w:t xml:space="preserve">      "awarded_at": "2026-10-16 19:24:12"</w:t>
+        <w:t xml:space="preserve">      "awarded_at": "2026-10-17 09:37:01"</w:t>
       </w:r>
     </w:p>
     <w:p>
@@ -968,7 +968,7 @@
           <w:sz w:val="17"/>
           <w:szCs w:val="17"/>
         </w:rPr>
-        <w:t xml:space="preserve">      "awarded_at": "2026-10-16 19:24:12"</w:t>
+        <w:t xml:space="preserve">      "awarded_at": "2026-10-17 09:37:01"</w:t>
       </w:r>
     </w:p>
     <w:p>
@@ -1909,22 +1909,22 @@
           <w:sz w:val="17"/>
           <w:szCs w:val="17"/>
         </w:rPr>
-        <w:t xml:space="preserve">    "serial": "CERT-2026-0WGOO8",</w:t>
-      </w:r>
-    </w:p>
-    <w:p>
-      <w:pPr>
-        <w:shd w:fill="F6F6F4" w:val="clear"/>
-        <w:spacing w:after="0" w:before="0" w:line="240"/>
-        <w:ind w:left="180" w:right="180"/>
-      </w:pPr>
-      <w:r>
-        <w:rPr>
-          <w:rFonts w:ascii="Consolas" w:cs="Consolas" w:eastAsia="Consolas" w:hAnsi="Consolas"/>
-          <w:sz w:val="17"/>
-          <w:szCs w:val="17"/>
-        </w:rPr>
-        <w:t xml:space="preserve">    "issued_at": "2026-10-16"</w:t>
+        <w:t xml:space="preserve">    "serial": "CERT-2026-RZE4AR",</w:t>
+      </w:r>
+    </w:p>
+    <w:p>
+      <w:pPr>
+        <w:shd w:fill="F6F6F4" w:val="clear"/>
+        <w:spacing w:after="0" w:before="0" w:line="240"/>
+        <w:ind w:left="180" w:right="180"/>
+      </w:pPr>
+      <w:r>
+        <w:rPr>
+          <w:rFonts w:ascii="Consolas" w:cs="Consolas" w:eastAsia="Consolas" w:hAnsi="Consolas"/>
+          <w:sz w:val="17"/>
+          <w:szCs w:val="17"/>
+        </w:rPr>
+        <w:t xml:space="preserve">    "issued_at": "2026-10-17"</w:t>
       </w:r>
     </w:p>
     <w:p>
@@ -2209,7 +2209,7 @@
           <w:sz w:val="17"/>
           <w:szCs w:val="17"/>
         </w:rPr>
-        <w:t xml:space="preserve">          "read_at": "2026-10-16"</w:t>
+        <w:t xml:space="preserve">          "read_at": "2026-10-17"</w:t>
       </w:r>
     </w:p>
     <w:p>
@@ -2314,7 +2314,7 @@
           <w:sz w:val="17"/>
           <w:szCs w:val="17"/>
         </w:rPr>
-        <w:t xml:space="preserve">          "read_at": "2026-10-16"</w:t>
+        <w:t xml:space="preserve">          "read_at": "2026-10-17"</w:t>
       </w:r>
     </w:p>
     <w:p>
@@ -2419,7 +2419,7 @@
           <w:sz w:val="17"/>
           <w:szCs w:val="17"/>
         </w:rPr>
-        <w:t xml:space="preserve">          "read_at": "2026-10-16"</w:t>
+        <w:t xml:space="preserve">          "read_at": "2026-10-17"</w:t>
       </w:r>
     </w:p>
     <w:p>
@@ -2719,7 +2719,7 @@
           <w:sz w:val="17"/>
           <w:szCs w:val="17"/>
         </w:rPr>
-        <w:t xml:space="preserve">          "read_at": "2026-10-16"</w:t>
+        <w:t xml:space="preserve">          "read_at": "2026-10-17"</w:t>
       </w:r>
     </w:p>
     <w:p>
@@ -5656,7 +5656,7 @@
           <w:sz w:val="17"/>
           <w:szCs w:val="17"/>
         </w:rPr>
-        <w:t xml:space="preserve">    "serial": "CERT-2026-KGMS8Z",</w:t>
+        <w:t xml:space="preserve">    "serial": "CERT-2026-INTT26",</w:t>
       </w:r>
     </w:p>
     <w:p>
@@ -5686,7 +5686,7 @@
           <w:sz w:val="17"/>
           <w:szCs w:val="17"/>
         </w:rPr>
-        <w:t xml:space="preserve">    "issued_at": "2026-10-16",</w:t>
+        <w:t xml:space="preserve">    "issued_at": "2026-10-17",</w:t>
       </w:r>
     </w:p>
     <w:p>
@@ -5806,7 +5806,7 @@
           <w:sz w:val="17"/>
           <w:szCs w:val="17"/>
         </w:rPr>
-        <w:t xml:space="preserve">    "verification_url": "http://localhost/api/certificates/verify/8699f3b6-678a-49d8-8d23-57def9205cf0"</w:t>
+        <w:t xml:space="preserve">    "verification_url": "http://localhost/api/certificates/verify/cc01e562-7b0d-435e-bad8-f4b65939440b"</w:t>
       </w:r>
     </w:p>
     <w:p>
@@ -5866,7 +5866,7 @@
           <w:sz w:val="17"/>
           <w:szCs w:val="17"/>
         </w:rPr>
-        <w:t xml:space="preserve">    "serial": "CERT-2026-FTWOPV",</w:t>
+        <w:t xml:space="preserve">    "serial": "CERT-2026-HWIQIA",</w:t>
       </w:r>
     </w:p>
     <w:p>
@@ -5896,7 +5896,7 @@
           <w:sz w:val="17"/>
           <w:szCs w:val="17"/>
         </w:rPr>
-        <w:t xml:space="preserve">    "issued_at": "2026-10-16",</w:t>
+        <w:t xml:space="preserve">    "issued_at": "2026-10-17",</w:t>
       </w:r>
     </w:p>
     <w:p>
@@ -6541,37 +6541,37 @@
           <w:sz w:val="17"/>
           <w:szCs w:val="17"/>
         </w:rPr>
-        <w:t xml:space="preserve">    "serial": "CERT-2026-NDKNSB",</w:t>
-      </w:r>
-    </w:p>
-    <w:p>
-      <w:pPr>
-        <w:shd w:fill="F6F6F4" w:val="clear"/>
-        <w:spacing w:after="0" w:before="0" w:line="240"/>
-        <w:ind w:left="180" w:right="180"/>
-      </w:pPr>
-      <w:r>
-        <w:rPr>
-          <w:rFonts w:ascii="Consolas" w:cs="Consolas" w:eastAsia="Consolas" w:hAnsi="Consolas"/>
-          <w:sz w:val="17"/>
-          <w:szCs w:val="17"/>
-        </w:rPr>
-        <w:t xml:space="preserve">    "issued_at": "2026-10-16",</w:t>
-      </w:r>
-    </w:p>
-    <w:p>
-      <w:pPr>
-        <w:shd w:fill="F6F6F4" w:val="clear"/>
-        <w:spacing w:after="0" w:before="0" w:line="240"/>
-        <w:ind w:left="180" w:right="180"/>
-      </w:pPr>
-      <w:r>
-        <w:rPr>
-          <w:rFonts w:ascii="Consolas" w:cs="Consolas" w:eastAsia="Consolas" w:hAnsi="Consolas"/>
-          <w:sz w:val="17"/>
-          <w:szCs w:val="17"/>
-        </w:rPr>
-        <w:t xml:space="preserve">    "verification_url": "http://localhost/api/certificates/verify/d2d58ca5-598c-4af3-bbd1-33d86269c709",</w:t>
+        <w:t xml:space="preserve">    "serial": "CERT-2026-FX4ZQ0",</w:t>
+      </w:r>
+    </w:p>
+    <w:p>
+      <w:pPr>
+        <w:shd w:fill="F6F6F4" w:val="clear"/>
+        <w:spacing w:after="0" w:before="0" w:line="240"/>
+        <w:ind w:left="180" w:right="180"/>
+      </w:pPr>
+      <w:r>
+        <w:rPr>
+          <w:rFonts w:ascii="Consolas" w:cs="Consolas" w:eastAsia="Consolas" w:hAnsi="Consolas"/>
+          <w:sz w:val="17"/>
+          <w:szCs w:val="17"/>
+        </w:rPr>
+        <w:t xml:space="preserve">    "issued_at": "2026-10-17",</w:t>
+      </w:r>
+    </w:p>
+    <w:p>
+      <w:pPr>
+        <w:shd w:fill="F6F6F4" w:val="clear"/>
+        <w:spacing w:after="0" w:before="0" w:line="240"/>
+        <w:ind w:left="180" w:right="180"/>
+      </w:pPr>
+      <w:r>
+        <w:rPr>
+          <w:rFonts w:ascii="Consolas" w:cs="Consolas" w:eastAsia="Consolas" w:hAnsi="Consolas"/>
+          <w:sz w:val="17"/>
+          <w:szCs w:val="17"/>
+        </w:rPr>
+        <w:t xml:space="preserve">    "verification_url": "http://localhost/api/certificates/verify/2691db78-2b1d-4024-a2f2-6df9105550f8",</w:t>
       </w:r>
     </w:p>
     <w:p>
@@ -6781,37 +6781,37 @@
           <w:sz w:val="17"/>
           <w:szCs w:val="17"/>
         </w:rPr>
-        <w:t xml:space="preserve">    "serial": "CERT-2026-OHVARZ",</w:t>
-      </w:r>
-    </w:p>
-    <w:p>
-      <w:pPr>
-        <w:shd w:fill="F6F6F4" w:val="clear"/>
-        <w:spacing w:after="0" w:before="0" w:line="240"/>
-        <w:ind w:left="180" w:right="180"/>
-      </w:pPr>
-      <w:r>
-        <w:rPr>
-          <w:rFonts w:ascii="Consolas" w:cs="Consolas" w:eastAsia="Consolas" w:hAnsi="Consolas"/>
-          <w:sz w:val="17"/>
-          <w:szCs w:val="17"/>
-        </w:rPr>
-        <w:t xml:space="preserve">    "issued_at": "2026-10-16",</w:t>
-      </w:r>
-    </w:p>
-    <w:p>
-      <w:pPr>
-        <w:shd w:fill="F6F6F4" w:val="clear"/>
-        <w:spacing w:after="0" w:before="0" w:line="240"/>
-        <w:ind w:left="180" w:right="180"/>
-      </w:pPr>
-      <w:r>
-        <w:rPr>
-          <w:rFonts w:ascii="Consolas" w:cs="Consolas" w:eastAsia="Consolas" w:hAnsi="Consolas"/>
-          <w:sz w:val="17"/>
-          <w:szCs w:val="17"/>
-        </w:rPr>
-        <w:t xml:space="preserve">    "verification_url": "http://localhost/api/certificates/verify/fc6a2390-9c56-4075-907a-58666103dd8f",</w:t>
+        <w:t xml:space="preserve">    "serial": "CERT-2026-A5QJGE",</w:t>
+      </w:r>
+    </w:p>
+    <w:p>
+      <w:pPr>
+        <w:shd w:fill="F6F6F4" w:val="clear"/>
+        <w:spacing w:after="0" w:before="0" w:line="240"/>
+        <w:ind w:left="180" w:right="180"/>
+      </w:pPr>
+      <w:r>
+        <w:rPr>
+          <w:rFonts w:ascii="Consolas" w:cs="Consolas" w:eastAsia="Consolas" w:hAnsi="Consolas"/>
+          <w:sz w:val="17"/>
+          <w:szCs w:val="17"/>
+        </w:rPr>
+        <w:t xml:space="preserve">    "issued_at": "2026-10-17",</w:t>
+      </w:r>
+    </w:p>
+    <w:p>
+      <w:pPr>
+        <w:shd w:fill="F6F6F4" w:val="clear"/>
+        <w:spacing w:after="0" w:before="0" w:line="240"/>
+        <w:ind w:left="180" w:right="180"/>
+      </w:pPr>
+      <w:r>
+        <w:rPr>
+          <w:rFonts w:ascii="Consolas" w:cs="Consolas" w:eastAsia="Consolas" w:hAnsi="Consolas"/>
+          <w:sz w:val="17"/>
+          <w:szCs w:val="17"/>
+        </w:rPr>
+        <w:t xml:space="preserve">    "verification_url": "http://localhost/api/certificates/verify/ba47d2f9-da75-467e-b770-00cb1bafaed5",</w:t>
       </w:r>
     </w:p>
     <w:p>
@@ -7021,22 +7021,22 @@
           <w:sz w:val="17"/>
           <w:szCs w:val="17"/>
         </w:rPr>
-        <w:t xml:space="preserve">    "serial": "CERT-2026-T6FGBP",</w:t>
-      </w:r>
-    </w:p>
-    <w:p>
-      <w:pPr>
-        <w:shd w:fill="F6F6F4" w:val="clear"/>
-        <w:spacing w:after="0" w:before="0" w:line="240"/>
-        <w:ind w:left="180" w:right="180"/>
-      </w:pPr>
-      <w:r>
-        <w:rPr>
-          <w:rFonts w:ascii="Consolas" w:cs="Consolas" w:eastAsia="Consolas" w:hAnsi="Consolas"/>
-          <w:sz w:val="17"/>
-          <w:szCs w:val="17"/>
-        </w:rPr>
-        <w:t xml:space="preserve">    "issued_at": "2026-10-16",</w:t>
+        <w:t xml:space="preserve">    "serial": "CERT-2026-PVOEKL",</w:t>
+      </w:r>
+    </w:p>
+    <w:p>
+      <w:pPr>
+        <w:shd w:fill="F6F6F4" w:val="clear"/>
+        <w:spacing w:after="0" w:before="0" w:line="240"/>
+        <w:ind w:left="180" w:right="180"/>
+      </w:pPr>
+      <w:r>
+        <w:rPr>
+          <w:rFonts w:ascii="Consolas" w:cs="Consolas" w:eastAsia="Consolas" w:hAnsi="Consolas"/>
+          <w:sz w:val="17"/>
+          <w:szCs w:val="17"/>
+        </w:rPr>
+        <w:t xml:space="preserve">    "issued_at": "2026-10-17",</w:t>
       </w:r>
     </w:p>
     <w:p>
@@ -7560,7 +7560,7 @@
           <w:sz w:val="17"/>
           <w:szCs w:val="17"/>
         </w:rPr>
-        <w:t xml:space="preserve">  "serial": "CERT-2026-KGMS8Z",</w:t>
+        <w:t xml:space="preserve">  "serial": "CERT-2026-INTT26",</w:t>
       </w:r>
     </w:p>
     <w:p>
@@ -7620,7 +7620,7 @@
           <w:sz w:val="17"/>
           <w:szCs w:val="17"/>
         </w:rPr>
-        <w:t xml:space="preserve">  "issued_at": "2026-10-16"</w:t>
+        <w:t xml:space="preserve">  "issued_at": "2026-10-17"</w:t>
       </w:r>
     </w:p>
     <w:p>

--- a/docs/Himam-Progress-APIs.docx
+++ b/docs/Himam-Progress-APIs.docx
@@ -5686,6 +5686,36 @@
           <w:sz w:val="17"/>
           <w:szCs w:val="17"/>
         </w:rPr>
+        <w:t xml:space="preserve">    "image": "http://localhost/api/certificates/verify/cc01e562-7b0d-435e-bad8-f4b65939440b/image",</w:t>
+      </w:r>
+    </w:p>
+    <w:p>
+      <w:pPr>
+        <w:shd w:fill="F6F6F4" w:val="clear"/>
+        <w:spacing w:after="0" w:before="0" w:line="240"/>
+        <w:ind w:left="180" w:right="180"/>
+      </w:pPr>
+      <w:r>
+        <w:rPr>
+          <w:rFonts w:ascii="Consolas" w:cs="Consolas" w:eastAsia="Consolas" w:hAnsi="Consolas"/>
+          <w:sz w:val="17"/>
+          <w:szCs w:val="17"/>
+        </w:rPr>
+        <w:t xml:space="preserve">    "image_template": "http://localhost:8000/storage/uploads/certificate-template.png",</w:t>
+      </w:r>
+    </w:p>
+    <w:p>
+      <w:pPr>
+        <w:shd w:fill="F6F6F4" w:val="clear"/>
+        <w:spacing w:after="0" w:before="0" w:line="240"/>
+        <w:ind w:left="180" w:right="180"/>
+      </w:pPr>
+      <w:r>
+        <w:rPr>
+          <w:rFonts w:ascii="Consolas" w:cs="Consolas" w:eastAsia="Consolas" w:hAnsi="Consolas"/>
+          <w:sz w:val="17"/>
+          <w:szCs w:val="17"/>
+        </w:rPr>
         <w:t xml:space="preserve">    "issued_at": "2026-10-17",</w:t>
       </w:r>
     </w:p>
@@ -5896,6 +5926,36 @@
           <w:sz w:val="17"/>
           <w:szCs w:val="17"/>
         </w:rPr>
+        <w:t xml:space="preserve">    "image": "http://localhost/api/certificates/verify/36853e55-4dd5-42da-a494-36c65597640b/image",</w:t>
+      </w:r>
+    </w:p>
+    <w:p>
+      <w:pPr>
+        <w:shd w:fill="F6F6F4" w:val="clear"/>
+        <w:spacing w:after="0" w:before="0" w:line="240"/>
+        <w:ind w:left="180" w:right="180"/>
+      </w:pPr>
+      <w:r>
+        <w:rPr>
+          <w:rFonts w:ascii="Consolas" w:cs="Consolas" w:eastAsia="Consolas" w:hAnsi="Consolas"/>
+          <w:sz w:val="17"/>
+          <w:szCs w:val="17"/>
+        </w:rPr>
+        <w:t xml:space="preserve">    "image_template": "http://localhost:8000/storage/uploads/certificate-template.png",</w:t>
+      </w:r>
+    </w:p>
+    <w:p>
+      <w:pPr>
+        <w:shd w:fill="F6F6F4" w:val="clear"/>
+        <w:spacing w:after="0" w:before="0" w:line="240"/>
+        <w:ind w:left="180" w:right="180"/>
+      </w:pPr>
+      <w:r>
+        <w:rPr>
+          <w:rFonts w:ascii="Consolas" w:cs="Consolas" w:eastAsia="Consolas" w:hAnsi="Consolas"/>
+          <w:sz w:val="17"/>
+          <w:szCs w:val="17"/>
+        </w:rPr>
         <w:t xml:space="preserve">    "issued_at": "2026-10-17",</w:t>
       </w:r>
     </w:p>
@@ -5927,156 +5987,6 @@
           <w:szCs w:val="17"/>
         </w:rPr>
         <w:t xml:space="preserve">    "book": {</w:t>
-      </w:r>
-    </w:p>
-    <w:p>
-      <w:pPr>
-        <w:shd w:fill="F6F6F4" w:val="clear"/>
-        <w:spacing w:after="0" w:before="0" w:line="240"/>
-        <w:ind w:left="180" w:right="180"/>
-      </w:pPr>
-      <w:r>
-        <w:rPr>
-          <w:rFonts w:ascii="Consolas" w:cs="Consolas" w:eastAsia="Consolas" w:hAnsi="Consolas"/>
-          <w:sz w:val="17"/>
-          <w:szCs w:val="17"/>
-        </w:rPr>
-        <w:t xml:space="preserve">      "id": 4,</w:t>
-      </w:r>
-    </w:p>
-    <w:p>
-      <w:pPr>
-        <w:shd w:fill="F6F6F4" w:val="clear"/>
-        <w:spacing w:after="0" w:before="0" w:line="240"/>
-        <w:ind w:left="180" w:right="180"/>
-      </w:pPr>
-      <w:r>
-        <w:rPr>
-          <w:rFonts w:ascii="Consolas" w:cs="Consolas" w:eastAsia="Consolas" w:hAnsi="Consolas"/>
-          <w:sz w:val="17"/>
-          <w:szCs w:val="17"/>
-        </w:rPr>
-        <w:t xml:space="preserve">      "title": "الوعي المعرفي",</w:t>
-      </w:r>
-    </w:p>
-    <w:p>
-      <w:pPr>
-        <w:shd w:fill="F6F6F4" w:val="clear"/>
-        <w:spacing w:after="0" w:before="0" w:line="240"/>
-        <w:ind w:left="180" w:right="180"/>
-      </w:pPr>
-      <w:r>
-        <w:rPr>
-          <w:rFonts w:ascii="Consolas" w:cs="Consolas" w:eastAsia="Consolas" w:hAnsi="Consolas"/>
-          <w:sz w:val="17"/>
-          <w:szCs w:val="17"/>
-        </w:rPr>
-        <w:t xml:space="preserve">      "author": "إعداد إدارة البرنامج",</w:t>
-      </w:r>
-    </w:p>
-    <w:p>
-      <w:pPr>
-        <w:shd w:fill="F6F6F4" w:val="clear"/>
-        <w:spacing w:after="0" w:before="0" w:line="240"/>
-        <w:ind w:left="180" w:right="180"/>
-      </w:pPr>
-      <w:r>
-        <w:rPr>
-          <w:rFonts w:ascii="Consolas" w:cs="Consolas" w:eastAsia="Consolas" w:hAnsi="Consolas"/>
-          <w:sz w:val="17"/>
-          <w:szCs w:val="17"/>
-        </w:rPr>
-        <w:t xml:space="preserve">      "description": "يبني عند القارئ وعياً بما يقرأ: كيف يميّز الرأي من الدليل، والمحكم من المتشابه.",</w:t>
-      </w:r>
-    </w:p>
-    <w:p>
-      <w:pPr>
-        <w:shd w:fill="F6F6F4" w:val="clear"/>
-        <w:spacing w:after="0" w:before="0" w:line="240"/>
-        <w:ind w:left="180" w:right="180"/>
-      </w:pPr>
-      <w:r>
-        <w:rPr>
-          <w:rFonts w:ascii="Consolas" w:cs="Consolas" w:eastAsia="Consolas" w:hAnsi="Consolas"/>
-          <w:sz w:val="17"/>
-          <w:szCs w:val="17"/>
-        </w:rPr>
-        <w:t xml:space="preserve">      "cover": "http://localhost:8000/assets/banner.svg",</w:t>
-      </w:r>
-    </w:p>
-    <w:p>
-      <w:pPr>
-        <w:shd w:fill="F6F6F4" w:val="clear"/>
-        <w:spacing w:after="0" w:before="0" w:line="240"/>
-        <w:ind w:left="180" w:right="180"/>
-      </w:pPr>
-      <w:r>
-        <w:rPr>
-          <w:rFonts w:ascii="Consolas" w:cs="Consolas" w:eastAsia="Consolas" w:hAnsi="Consolas"/>
-          <w:sz w:val="17"/>
-          <w:szCs w:val="17"/>
-        </w:rPr>
-        <w:t xml:space="preserve">      "pdf": null,</w:t>
-      </w:r>
-    </w:p>
-    <w:p>
-      <w:pPr>
-        <w:shd w:fill="F6F6F4" w:val="clear"/>
-        <w:spacing w:after="0" w:before="0" w:line="240"/>
-        <w:ind w:left="180" w:right="180"/>
-      </w:pPr>
-      <w:r>
-        <w:rPr>
-          <w:rFonts w:ascii="Consolas" w:cs="Consolas" w:eastAsia="Consolas" w:hAnsi="Consolas"/>
-          <w:sz w:val="17"/>
-          <w:szCs w:val="17"/>
-        </w:rPr>
-        <w:t xml:space="preserve">      "has_own_quiz": true,</w:t>
-      </w:r>
-    </w:p>
-    <w:p>
-      <w:pPr>
-        <w:shd w:fill="F6F6F4" w:val="clear"/>
-        <w:spacing w:after="0" w:before="0" w:line="240"/>
-        <w:ind w:left="180" w:right="180"/>
-      </w:pPr>
-      <w:r>
-        <w:rPr>
-          <w:rFonts w:ascii="Consolas" w:cs="Consolas" w:eastAsia="Consolas" w:hAnsi="Consolas"/>
-          <w:sz w:val="17"/>
-          <w:szCs w:val="17"/>
-        </w:rPr>
-        <w:t xml:space="preserve">      "quiz_button": {</w:t>
-      </w:r>
-    </w:p>
-    <w:p>
-      <w:pPr>
-        <w:shd w:fill="F6F6F4" w:val="clear"/>
-        <w:spacing w:after="0" w:before="0" w:line="240"/>
-        <w:ind w:left="180" w:right="180"/>
-      </w:pPr>
-      <w:r>
-        <w:rPr>
-          <w:rFonts w:ascii="Consolas" w:cs="Consolas" w:eastAsia="Consolas" w:hAnsi="Consolas"/>
-          <w:sz w:val="17"/>
-          <w:szCs w:val="17"/>
-        </w:rPr>
-        <w:t xml:space="preserve">        "visible": false,</w:t>
-      </w:r>
-    </w:p>
-    <w:p>
-      <w:pPr>
-        <w:shd w:fill="F6F6F4" w:val="clear"/>
-        <w:spacing w:after="0" w:before="0" w:line="240"/>
-        <w:ind w:left="180" w:right="180"/>
-      </w:pPr>
-      <w:r>
-        <w:rPr>
-          <w:rFonts w:ascii="Consolas" w:cs="Consolas" w:eastAsia="Consolas" w:hAnsi="Consolas"/>
-          <w:sz w:val="17"/>
-          <w:szCs w:val="17"/>
-        </w:rPr>
-        <w:t xml:space="preserve">        "label": "ابدأ الاختبار",</w:t>
       </w:r>
     </w:p>
     <w:p>
@@ -6269,6 +6179,55 @@
           <w:szCs w:val="21"/>
         </w:rPr>
         <w:t xml:space="preserve"> returns one, with the holder attached.</w:t>
+      </w:r>
+    </w:p>
+    <w:p>
+      <w:pPr>
+        <w:spacing w:after="140" w:line="300"/>
+        <w:jc w:val="left"/>
+      </w:pPr>
+      <w:r>
+        <w:rPr>
+          <w:rFonts w:ascii="Calibri" w:cs="Calibri" w:eastAsia="Calibri" w:hAnsi="Calibri"/>
+          <w:sz w:val="21"/>
+          <w:szCs w:val="21"/>
+        </w:rPr>
+        <w:t xml:space="preserve">Each row carries </w:t>
+      </w:r>
+      <w:r>
+        <w:rPr>
+          <w:rFonts w:ascii="Consolas" w:cs="Consolas" w:eastAsia="Consolas" w:hAnsi="Consolas"/>
+          <w:color w:val="A33B00"/>
+          <w:sz w:val="19"/>
+          <w:szCs w:val="19"/>
+        </w:rPr>
+        <w:t xml:space="preserve">image</w:t>
+      </w:r>
+      <w:r>
+        <w:rPr>
+          <w:rFonts w:ascii="Calibri" w:cs="Calibri" w:eastAsia="Calibri" w:hAnsi="Calibri"/>
+          <w:sz w:val="21"/>
+          <w:szCs w:val="21"/>
+        </w:rPr>
+        <w:t xml:space="preserve">: a public URL to the certificate as a document, drawn with the holder's name, the title, the level, the mark and the date of the exam on it. It needs no token, because the people a certificate is shown to are usually not readers of this app — see </w:t>
+      </w:r>
+      <w:r>
+        <w:rPr>
+          <w:rFonts w:ascii="Calibri" w:cs="Calibri" w:eastAsia="Calibri" w:hAnsi="Calibri"/>
+          <w:b/>
+          <w:bCs/>
+          <w:sz w:val="21"/>
+          <w:szCs w:val="21"/>
+        </w:rPr>
+        <w:t xml:space="preserve">mobile-changes.md</w:t>
+      </w:r>
+      <w:r>
+        <w:rPr>
+          <w:rFonts w:ascii="Calibri" w:cs="Calibri" w:eastAsia="Calibri" w:hAnsi="Calibri"/>
+          <w:sz w:val="21"/>
+          <w:szCs w:val="21"/>
+        </w:rPr>
+        <w:t xml:space="preserve"> for the shape of it.</w:t>
       </w:r>
     </w:p>
     <w:p>
@@ -6541,6 +6500,21 @@
           <w:sz w:val="17"/>
           <w:szCs w:val="17"/>
         </w:rPr>
+        <w:t xml:space="preserve">    "image": "http://localhost:8000/storage/uploads/certificate-template.png",</w:t>
+      </w:r>
+    </w:p>
+    <w:p>
+      <w:pPr>
+        <w:shd w:fill="F6F6F4" w:val="clear"/>
+        <w:spacing w:after="0" w:before="0" w:line="240"/>
+        <w:ind w:left="180" w:right="180"/>
+      </w:pPr>
+      <w:r>
+        <w:rPr>
+          <w:rFonts w:ascii="Consolas" w:cs="Consolas" w:eastAsia="Consolas" w:hAnsi="Consolas"/>
+          <w:sz w:val="17"/>
+          <w:szCs w:val="17"/>
+        </w:rPr>
         <w:t xml:space="preserve">    "serial": "CERT-2026-FX4ZQ0",</w:t>
       </w:r>
     </w:p>
@@ -6781,6 +6755,21 @@
           <w:sz w:val="17"/>
           <w:szCs w:val="17"/>
         </w:rPr>
+        <w:t xml:space="preserve">    "image": "http://localhost:8000/storage/uploads/certificate-template.png",</w:t>
+      </w:r>
+    </w:p>
+    <w:p>
+      <w:pPr>
+        <w:shd w:fill="F6F6F4" w:val="clear"/>
+        <w:spacing w:after="0" w:before="0" w:line="240"/>
+        <w:ind w:left="180" w:right="180"/>
+      </w:pPr>
+      <w:r>
+        <w:rPr>
+          <w:rFonts w:ascii="Consolas" w:cs="Consolas" w:eastAsia="Consolas" w:hAnsi="Consolas"/>
+          <w:sz w:val="17"/>
+          <w:szCs w:val="17"/>
+        </w:rPr>
         <w:t xml:space="preserve">    "serial": "CERT-2026-A5QJGE",</w:t>
       </w:r>
     </w:p>
@@ -6977,66 +6966,6 @@
           <w:szCs w:val="17"/>
         </w:rPr>
         <w:t xml:space="preserve">    "level": null,</w:t>
-      </w:r>
-    </w:p>
-    <w:p>
-      <w:pPr>
-        <w:shd w:fill="F6F6F4" w:val="clear"/>
-        <w:spacing w:after="0" w:before="0" w:line="240"/>
-        <w:ind w:left="180" w:right="180"/>
-      </w:pPr>
-      <w:r>
-        <w:rPr>
-          <w:rFonts w:ascii="Consolas" w:cs="Consolas" w:eastAsia="Consolas" w:hAnsi="Consolas"/>
-          <w:sz w:val="17"/>
-          <w:szCs w:val="17"/>
-        </w:rPr>
-        <w:t xml:space="preserve">    "title": "أمهات الكتب: دليل القارئ",</w:t>
-      </w:r>
-    </w:p>
-    <w:p>
-      <w:pPr>
-        <w:shd w:fill="F6F6F4" w:val="clear"/>
-        <w:spacing w:after="0" w:before="0" w:line="240"/>
-        <w:ind w:left="180" w:right="180"/>
-      </w:pPr>
-      <w:r>
-        <w:rPr>
-          <w:rFonts w:ascii="Consolas" w:cs="Consolas" w:eastAsia="Consolas" w:hAnsi="Consolas"/>
-          <w:sz w:val="17"/>
-          <w:szCs w:val="17"/>
-        </w:rPr>
-        <w:t xml:space="preserve">    "earned": true,</w:t>
-      </w:r>
-    </w:p>
-    <w:p>
-      <w:pPr>
-        <w:shd w:fill="F6F6F4" w:val="clear"/>
-        <w:spacing w:after="0" w:before="0" w:line="240"/>
-        <w:ind w:left="180" w:right="180"/>
-      </w:pPr>
-      <w:r>
-        <w:rPr>
-          <w:rFonts w:ascii="Consolas" w:cs="Consolas" w:eastAsia="Consolas" w:hAnsi="Consolas"/>
-          <w:sz w:val="17"/>
-          <w:szCs w:val="17"/>
-        </w:rPr>
-        <w:t xml:space="preserve">    "serial": "CERT-2026-PVOEKL",</w:t>
-      </w:r>
-    </w:p>
-    <w:p>
-      <w:pPr>
-        <w:shd w:fill="F6F6F4" w:val="clear"/>
-        <w:spacing w:after="0" w:before="0" w:line="240"/>
-        <w:ind w:left="180" w:right="180"/>
-      </w:pPr>
-      <w:r>
-        <w:rPr>
-          <w:rFonts w:ascii="Consolas" w:cs="Consolas" w:eastAsia="Consolas" w:hAnsi="Consolas"/>
-          <w:sz w:val="17"/>
-          <w:szCs w:val="17"/>
-        </w:rPr>
-        <w:t xml:space="preserve">    "issued_at": "2026-10-17",</w:t>
       </w:r>
     </w:p>
     <w:p>
